--- a/docx/models/SY005-童萌-食育课模板.docx
+++ b/docx/models/SY005-童萌-食育课模板.docx
@@ -55,25 +55,15 @@
       <w:pPr>
         <w:keepNext w:val="0"/>
         <w:keepLines w:val="0"/>
-        <w:pageBreakBefore w:val="0"/>
-        <w:widowControl w:val="0"/>
-        <w:kinsoku/>
-        <w:wordWrap/>
-        <w:overflowPunct/>
-        <w:topLinePunct w:val="0"/>
-        <w:autoSpaceDE/>
-        <w:autoSpaceDN/>
-        <w:bidi w:val="0"/>
-        <w:adjustRightInd/>
-        <w:snapToGrid/>
-        <w:spacing w:line="360" w:lineRule="exact"/>
-        <w:ind w:left="42" w:leftChars="20" w:right="42" w:rightChars="20"/>
-        <w:jc w:val="left"/>
-        <w:textAlignment w:val="auto"/>
-        <w:rPr>
-          <w:rFonts w:hint="eastAsia" w:ascii="微软雅黑" w:hAnsi="微软雅黑" w:eastAsia="微软雅黑" w:cs="微软雅黑"/>
-          <w:sz w:val="21"/>
-          <w:szCs w:val="21"/>
+        <w:widowControl/>
+        <w:suppressLineNumbers w:val="0"/>
+        <w:jc w:val="left"/>
+        <w:rPr>
+          <w:rFonts w:hint="eastAsia" w:ascii="微软雅黑" w:hAnsi="微软雅黑" w:eastAsia="微软雅黑" w:cs="微软雅黑"/>
+          <w:b/>
+          <w:sz w:val="21"/>
+          <w:szCs w:val="21"/>
+          <w:lang w:val="en-US" w:eastAsia="zh-CN"/>
         </w:rPr>
       </w:pPr>
       <w:r>
@@ -85,29 +75,124 @@
         </w:rPr>
         <w:t xml:space="preserve"> </w:t>
       </w:r>
-    </w:p>
-    <w:p>
-      <w:pPr>
-        <w:keepNext w:val="0"/>
-        <w:keepLines w:val="0"/>
-        <w:pageBreakBefore w:val="0"/>
-        <w:widowControl w:val="0"/>
-        <w:kinsoku/>
-        <w:wordWrap/>
-        <w:overflowPunct/>
-        <w:topLinePunct w:val="0"/>
-        <w:autoSpaceDE/>
-        <w:autoSpaceDN/>
-        <w:bidi w:val="0"/>
-        <w:adjustRightInd/>
-        <w:snapToGrid/>
-        <w:spacing w:line="360" w:lineRule="exact"/>
-        <w:ind w:left="42" w:leftChars="20" w:right="42" w:rightChars="20"/>
+      <w:r>
+        <w:rPr>
+          <w:rFonts w:hint="eastAsia" w:ascii="微软雅黑" w:hAnsi="微软雅黑" w:eastAsia="微软雅黑" w:cs="微软雅黑"/>
+          <w:b/>
+          <w:sz w:val="21"/>
+          <w:szCs w:val="21"/>
+          <w:lang w:val="en-US" w:eastAsia="zh-CN"/>
+        </w:rPr>
+        <w:t>课程名称</w:t>
+      </w:r>
+      <w:r>
+        <w:rPr>
+          <w:rFonts w:hint="eastAsia" w:ascii="微软雅黑" w:hAnsi="微软雅黑" w:eastAsia="微软雅黑" w:cs="微软雅黑"/>
+          <w:b/>
+          <w:sz w:val="21"/>
+          <w:szCs w:val="21"/>
+        </w:rPr>
+        <w:t>：</w:t>
+      </w:r>
+    </w:p>
+    <w:p>
+      <w:pPr>
+        <w:keepNext w:val="0"/>
+        <w:keepLines w:val="0"/>
+        <w:pageBreakBefore w:val="0"/>
+        <w:widowControl w:val="0"/>
+        <w:kinsoku/>
+        <w:wordWrap/>
+        <w:overflowPunct/>
+        <w:topLinePunct w:val="0"/>
+        <w:autoSpaceDE/>
+        <w:autoSpaceDN/>
+        <w:bidi w:val="0"/>
+        <w:adjustRightInd/>
+        <w:snapToGrid/>
+        <w:spacing w:line="360" w:lineRule="exact"/>
+        <w:ind w:left="0" w:firstLine="105" w:firstLineChars="50"/>
         <w:jc w:val="left"/>
         <w:textAlignment w:val="auto"/>
         <w:outlineLvl w:val="0"/>
         <w:rPr>
           <w:rFonts w:hint="eastAsia" w:ascii="微软雅黑" w:hAnsi="微软雅黑" w:eastAsia="微软雅黑" w:cs="微软雅黑"/>
+          <w:b/>
+          <w:sz w:val="21"/>
+          <w:szCs w:val="21"/>
+          <w:lang w:val="en-US" w:eastAsia="zh-CN"/>
+        </w:rPr>
+      </w:pPr>
+      <w:r>
+        <w:rPr>
+          <w:rFonts w:hint="eastAsia" w:ascii="微软雅黑" w:hAnsi="微软雅黑" w:eastAsia="微软雅黑" w:cs="微软雅黑"/>
+          <w:b/>
+          <w:sz w:val="21"/>
+          <w:szCs w:val="21"/>
+          <w:lang w:val="en-US" w:eastAsia="zh-CN"/>
+        </w:rPr>
+        <w:t>作者</w:t>
+      </w:r>
+      <w:r>
+        <w:rPr>
+          <w:rFonts w:hint="eastAsia" w:ascii="微软雅黑" w:hAnsi="微软雅黑" w:eastAsia="微软雅黑" w:cs="微软雅黑"/>
+          <w:b/>
+          <w:sz w:val="21"/>
+          <w:szCs w:val="21"/>
+        </w:rPr>
+        <w:t>：</w:t>
+      </w:r>
+    </w:p>
+    <w:p>
+      <w:pPr>
+        <w:keepNext w:val="0"/>
+        <w:keepLines w:val="0"/>
+        <w:pageBreakBefore w:val="0"/>
+        <w:widowControl w:val="0"/>
+        <w:kinsoku/>
+        <w:wordWrap/>
+        <w:overflowPunct/>
+        <w:topLinePunct w:val="0"/>
+        <w:autoSpaceDE/>
+        <w:autoSpaceDN/>
+        <w:bidi w:val="0"/>
+        <w:adjustRightInd/>
+        <w:snapToGrid/>
+        <w:spacing w:line="360" w:lineRule="exact"/>
+        <w:ind w:left="42" w:leftChars="20" w:right="42" w:rightChars="20"/>
+        <w:jc w:val="left"/>
+        <w:textAlignment w:val="auto"/>
+        <w:rPr>
+          <w:rFonts w:hint="eastAsia" w:ascii="微软雅黑" w:hAnsi="微软雅黑" w:eastAsia="微软雅黑" w:cs="微软雅黑"/>
+          <w:sz w:val="21"/>
+          <w:szCs w:val="21"/>
+        </w:rPr>
+      </w:pPr>
+      <w:bookmarkStart w:id="14" w:name="_GoBack"/>
+      <w:bookmarkEnd w:id="14"/>
+    </w:p>
+    <w:p>
+      <w:pPr>
+        <w:keepNext w:val="0"/>
+        <w:keepLines w:val="0"/>
+        <w:pageBreakBefore w:val="0"/>
+        <w:widowControl w:val="0"/>
+        <w:kinsoku/>
+        <w:wordWrap/>
+        <w:overflowPunct/>
+        <w:topLinePunct w:val="0"/>
+        <w:autoSpaceDE/>
+        <w:autoSpaceDN/>
+        <w:bidi w:val="0"/>
+        <w:adjustRightInd/>
+        <w:snapToGrid/>
+        <w:spacing w:line="360" w:lineRule="exact"/>
+        <w:ind w:left="42" w:leftChars="20" w:right="42" w:rightChars="20"/>
+        <w:jc w:val="left"/>
+        <w:textAlignment w:val="auto"/>
+        <w:outlineLvl w:val="0"/>
+        <w:rPr>
+          <w:rFonts w:hint="eastAsia" w:ascii="微软雅黑" w:hAnsi="微软雅黑" w:eastAsia="微软雅黑" w:cs="微软雅黑"/>
           <w:sz w:val="21"/>
           <w:szCs w:val="21"/>
         </w:rPr>
@@ -209,6 +294,7 @@
         <w:pageBreakBefore w:val="0"/>
         <w:widowControl w:val="0"/>
         <w:numPr>
+          <w:ilvl w:val="0"/>
           <w:numId w:val="0"/>
         </w:numPr>
         <w:kinsoku/>
@@ -356,8 +442,6 @@
           <w:szCs w:val="21"/>
         </w:rPr>
       </w:pPr>
-      <w:bookmarkStart w:id="14" w:name="_GoBack"/>
-      <w:bookmarkEnd w:id="14"/>
       <w:r>
         <w:rPr>
           <w:rFonts w:hint="eastAsia" w:ascii="微软雅黑" w:hAnsi="微软雅黑" w:eastAsia="微软雅黑" w:cs="微软雅黑"/>
